--- a/1952.3/1952年3月20日，关于在“三反”运动中党员犯有贪污、浪费、官僚主义错误给予党内处分的规定__LLM初注.docx
+++ b/1952.3/1952年3月20日，关于在“三反”运动中党员犯有贪污、浪费、官僚主义错误给予党内处分的规定__LLM初注.docx
@@ -803,13 +803,23 @@
       </w:r>
     </w:p>
     <w:p>
+      <w:commentRangeStart w:id="0"/>
       <w:r>
         <w:t>1. 【需核】《中央节约检查委员会关于处理贪污、浪费及克服官僚主义错误的若干规定》的具体发布日期和内容需要核实。</w:t>
       </w:r>
-    </w:p>
-    <w:p>
+      <w:commentRangeEnd w:id="0"/>
+      <w:r>
+        <w:commentReference w:id="0"/>
+      </w:r>
+    </w:p>
+    <w:p>
+      <w:commentRangeStart w:id="1"/>
       <w:r>
         <w:t>2. 【需核】文中“地委书记、专员须报中央批准”的说法在当时组织制度中的准确性需要核查。</w:t>
+      </w:r>
+      <w:commentRangeEnd w:id="1"/>
+      <w:r>
+        <w:commentReference w:id="1"/>
       </w:r>
     </w:p>
     <w:sectPr>
@@ -825,6 +835,25 @@
     </w:sectPr>
   </w:body>
 </w:document>
+</file>
+
+<file path=word/comments.xml><?xml version="1.0" encoding="utf-8"?>
+<w:comments xmlns:w="http://schemas.openxmlformats.org/wordprocessingml/2006/main">
+  <w:comment w:id="0" w:author="LLM初注待核" w:date="2026-07-05T15:07:27Z">
+    <w:p>
+      <w:r>
+        <w:t>【需核】《中央节约检查委员会关于处理贪污、浪费及克服官僚主义错误的若干规定》的具体发布日期和内容需要核实。</w:t>
+      </w:r>
+    </w:p>
+  </w:comment>
+  <w:comment w:id="1" w:author="LLM初注待核" w:date="2026-07-05T15:07:27Z">
+    <w:p>
+      <w:r>
+        <w:t>【需核】文中“地委书记、专员须报中央批准”的说法在当时组织制度中的准确性需要核查。</w:t>
+      </w:r>
+    </w:p>
+  </w:comment>
+</w:comments>
 </file>
 
 <file path=word/footer1.xml><?xml version="1.0" encoding="utf-8"?>

--- a/1952.3/1952年3月20日，关于在“三反”运动中党员犯有贪污、浪费、官僚主义错误给予党内处分的规定__LLM初注.docx
+++ b/1952.3/1952年3月20日，关于在“三反”运动中党员犯有贪污、浪费、官僚主义错误给予党内处分的规定__LLM初注.docx
@@ -809,6 +809,9 @@
       </w:r>
       <w:commentRangeEnd w:id="0"/>
       <w:r>
+        <w:rPr>
+          <w:rStyle w:val="CommentReference"/>
+        </w:rPr>
         <w:commentReference w:id="0"/>
       </w:r>
     </w:p>
@@ -819,6 +822,9 @@
       </w:r>
       <w:commentRangeEnd w:id="1"/>
       <w:r>
+        <w:rPr>
+          <w:rStyle w:val="CommentReference"/>
+        </w:rPr>
         <w:commentReference w:id="1"/>
       </w:r>
     </w:p>
@@ -841,6 +847,9 @@
 <w:comments xmlns:w="http://schemas.openxmlformats.org/wordprocessingml/2006/main">
   <w:comment w:id="0" w:author="LLM初注待核" w:date="2026-07-05T15:07:27Z">
     <w:p>
+      <w:pPr>
+        <w:pStyle w:val="CommentText"/>
+      </w:pPr>
       <w:r>
         <w:t>【需核】《中央节约检查委员会关于处理贪污、浪费及克服官僚主义错误的若干规定》的具体发布日期和内容需要核实。</w:t>
       </w:r>
@@ -848,6 +857,9 @@
   </w:comment>
   <w:comment w:id="1" w:author="LLM初注待核" w:date="2026-07-05T15:07:27Z">
     <w:p>
+      <w:pPr>
+        <w:pStyle w:val="CommentText"/>
+      </w:pPr>
       <w:r>
         <w:t>【需核】文中“地委书记、专员须报中央批准”的说法在当时组织制度中的准确性需要核查。</w:t>
       </w:r>

--- a/1952.3/1952年3月20日，关于在“三反”运动中党员犯有贪污、浪费、官僚主义错误给予党内处分的规定__LLM初注.docx
+++ b/1952.3/1952年3月20日，关于在“三反”运动中党员犯有贪污、浪费、官僚主义错误给予党内处分的规定__LLM初注.docx
@@ -41,11 +41,20 @@
       <w:r>
         <w:rPr>
           <w:rStyle w:val="FootnoteReference"/>
-        </w:rPr>
+          <w:vertAlign w:val="superscript"/>
+        </w:rPr>
+        <w:t>[</w:t>
         <w:footnoteReference w:id="4"/>
-      </w:r>
-      <w:r>
-        <w:rPr/>
+        <w:t>]</w:t>
+      </w:r>
+      <w:r>
+        <w:rPr>
+          <w:rFonts w:hint="eastAsia" w:ascii="黑体" w:hAnsi="黑体" w:eastAsia="黑体" w:cs="黑体"/>
+          <w:sz w:val="44"/>
+          <w:szCs w:val="44"/>
+          <w:vertAlign w:val="baseline"/>
+          <w:lang w:val="en-US" w:eastAsia="zh-CN"/>
+        </w:rPr>
         <w:t xml:space="preserve">中党员犯有贪污、浪费、官僚主义错误给予党内处分的规定</w:t>
       </w:r>
       <w:bookmarkEnd w:id="0"/>
@@ -61,13 +70,16 @@
       </w:r>
       <w:r>
         <w:rPr>
+          <w:rStyle w:val="FootnoteReference"/>
           <w:rFonts w:hint="eastAsia" w:ascii="仿宋" w:hAnsi="仿宋" w:eastAsia="仿宋" w:cs="仿宋"/>
           <w:sz w:val="36"/>
           <w:szCs w:val="36"/>
           <w:vertAlign w:val="superscript"/>
           <w:lang w:val="en-US" w:eastAsia="zh-CN"/>
         </w:rPr>
+        <w:t>[</w:t>
         <w:footnoteReference w:id="0"/>
+        <w:t>]</w:t>
       </w:r>
       <w:r>
         <w:rPr>
@@ -149,11 +161,18 @@
       <w:r>
         <w:rPr>
           <w:rStyle w:val="FootnoteReference"/>
-        </w:rPr>
+          <w:vertAlign w:val="superscript"/>
+        </w:rPr>
+        <w:t>[</w:t>
         <w:footnoteReference w:id="10"/>
-      </w:r>
-      <w:r>
-        <w:rPr/>
+        <w:t>]</w:t>
+      </w:r>
+      <w:r>
+        <w:rPr>
+          <w:rFonts w:hint="eastAsia" w:ascii="仿宋" w:hAnsi="仿宋" w:eastAsia="仿宋"/>
+          <w:sz w:val="32"/>
+          <w:szCs w:val="32"/>
+        </w:rPr>
         <w:t xml:space="preserve">党委：</w:t>
       </w:r>
     </w:p>
@@ -192,21 +211,35 @@
       <w:r>
         <w:rPr>
           <w:rStyle w:val="FootnoteReference"/>
-        </w:rPr>
+          <w:vertAlign w:val="superscript"/>
+        </w:rPr>
+        <w:t>[</w:t>
         <w:footnoteReference w:id="5"/>
-      </w:r>
-      <w:r>
-        <w:rPr/>
+        <w:t>]</w:t>
+      </w:r>
+      <w:r>
+        <w:rPr>
+          <w:rFonts w:hint="eastAsia" w:ascii="仿宋" w:hAnsi="仿宋" w:eastAsia="仿宋"/>
+          <w:sz w:val="32"/>
+          <w:szCs w:val="32"/>
+        </w:rPr>
         <w:t>关于处理贪污、浪费及克服官僚主义错误的若干规定》，予以应得的刑事处分或行政处分外，同时在党内应根据党员所犯贪污、浪费、官僚主义错误及其他严重错误的程度，过去一贯在工作中的表现并结合党员的八项标准</w:t>
       </w:r>
       <w:r>
         <w:rPr>
           <w:rStyle w:val="FootnoteReference"/>
-        </w:rPr>
+          <w:vertAlign w:val="superscript"/>
+        </w:rPr>
+        <w:t>[</w:t>
         <w:footnoteReference w:id="6"/>
-      </w:r>
-      <w:r>
-        <w:rPr/>
+        <w:t>]</w:t>
+      </w:r>
+      <w:r>
+        <w:rPr>
+          <w:rFonts w:hint="eastAsia" w:ascii="仿宋" w:hAnsi="仿宋" w:eastAsia="仿宋"/>
+          <w:sz w:val="32"/>
+          <w:szCs w:val="32"/>
+        </w:rPr>
         <w:t xml:space="preserve">和整党的其他规定，分别予以适当的党内处理。</w:t>
       </w:r>
     </w:p>
@@ -510,11 +543,18 @@
       <w:r>
         <w:rPr>
           <w:rStyle w:val="FootnoteReference"/>
-        </w:rPr>
+          <w:vertAlign w:val="superscript"/>
+        </w:rPr>
+        <w:t>[</w:t>
         <w:footnoteReference w:id="7"/>
-      </w:r>
-      <w:r>
-        <w:rPr/>
+        <w:t>]</w:t>
+      </w:r>
+      <w:r>
+        <w:rPr>
+          <w:rFonts w:hint="eastAsia" w:ascii="仿宋" w:hAnsi="仿宋" w:eastAsia="仿宋"/>
+          <w:sz w:val="32"/>
+          <w:szCs w:val="32"/>
+        </w:rPr>
         <w:t xml:space="preserve">或其他处分。</w:t>
       </w:r>
     </w:p>
@@ -669,11 +709,18 @@
       <w:r>
         <w:rPr>
           <w:rStyle w:val="FootnoteReference"/>
-        </w:rPr>
+          <w:vertAlign w:val="superscript"/>
+        </w:rPr>
+        <w:t>[</w:t>
         <w:footnoteReference w:id="8"/>
-      </w:r>
-      <w:r>
-        <w:rPr/>
+        <w:t>]</w:t>
+      </w:r>
+      <w:r>
+        <w:rPr>
+          <w:rFonts w:hint="eastAsia" w:ascii="仿宋" w:hAnsi="仿宋" w:eastAsia="仿宋"/>
+          <w:sz w:val="32"/>
+          <w:szCs w:val="32"/>
+        </w:rPr>
         <w:t xml:space="preserve">讨论通过，报上一级党委批准，如系撤销工作，留党察看，开除党籍等处分，经支部大会通过后，一般党员则须报请上两级党委批准。干部党员，在一般情况下，则应按照干部管理制度，报请主管党委批准（如地委书记、专员须报中央批准）。在特殊情况下，必须先作处理者，应于事后报告，请求追认。被处分的党员如有不服处分者，可以向上级党委申诉。</w:t>
       </w:r>
     </w:p>
@@ -712,11 +759,18 @@
       <w:r>
         <w:rPr>
           <w:rStyle w:val="FootnoteReference"/>
-        </w:rPr>
+          <w:vertAlign w:val="superscript"/>
+        </w:rPr>
+        <w:t>[</w:t>
         <w:footnoteReference w:id="9"/>
-      </w:r>
-      <w:r>
-        <w:rPr/>
+        <w:t>]</w:t>
+      </w:r>
+      <w:r>
+        <w:rPr>
+          <w:rFonts w:hint="eastAsia" w:ascii="仿宋" w:hAnsi="仿宋" w:eastAsia="仿宋"/>
+          <w:sz w:val="32"/>
+          <w:szCs w:val="32"/>
+        </w:rPr>
         <w:t xml:space="preserve">上公布。地方暂发至地委，部队发至团委。某些县委已进行“三反”并即将进行处理工作者，亦可发给。此件由上述各级党委印发给各机关各部队党委负责同志作为在“三反”运动中党内处理的依据。各地如有意见须对此件加以补充修正者，望经各中央局报告中央，由中央补充修正之。</w:t>
       </w:r>
     </w:p>

--- a/1952.3/1952年3月20日，关于在“三反”运动中党员犯有贪污、浪费、官僚主义错误给予党内处分的规定__LLM初注.docx
+++ b/1952.3/1952年3月20日，关于在“三反”运动中党员犯有贪污、浪费、官僚主义错误给予党内处分的规定__LLM初注.docx
@@ -43,9 +43,16 @@
           <w:rStyle w:val="FootnoteReference"/>
           <w:vertAlign w:val="superscript"/>
         </w:rPr>
-        <w:t>[</w:t>
+        <w:t>[1]</w:t>
+      </w:r>
+      <w:r>
+        <w:rPr>
+          <w:rStyle w:val="FootnoteReference"/>
+          <w:vertAlign w:val="superscript"/>
+          <w:vanish/>
+          <w:specVanish/>
+        </w:rPr>
         <w:footnoteReference w:id="4"/>
-        <w:t>]</w:t>
       </w:r>
       <w:r>
         <w:rPr>
@@ -60,36 +67,19 @@
       <w:bookmarkEnd w:id="0"/>
       <w:r>
         <w:rPr>
-          <w:rFonts w:hint="eastAsia" w:ascii="仿宋" w:hAnsi="仿宋" w:eastAsia="仿宋" w:cs="仿宋"/>
-          <w:sz w:val="36"/>
-          <w:szCs w:val="36"/>
+          <w:rStyle w:val="FootnoteReference"/>
           <w:vertAlign w:val="superscript"/>
-          <w:lang w:val="en-US" w:eastAsia="zh-CN"/>
-        </w:rPr>
-        <w:t>[</w:t>
-      </w:r>
-      <w:r>
-        <w:rPr>
-          <w:rStyle w:val="FootnoteReference"/>
-          <w:rFonts w:hint="eastAsia" w:ascii="仿宋" w:hAnsi="仿宋" w:eastAsia="仿宋" w:cs="仿宋"/>
-          <w:sz w:val="36"/>
-          <w:szCs w:val="36"/>
+        </w:rPr>
+        <w:t>[2]</w:t>
+      </w:r>
+      <w:r>
+        <w:rPr>
+          <w:rStyle w:val="FootnoteReference"/>
           <w:vertAlign w:val="superscript"/>
-          <w:lang w:val="en-US" w:eastAsia="zh-CN"/>
-        </w:rPr>
-        <w:t>[</w:t>
+          <w:vanish/>
+          <w:specVanish/>
+        </w:rPr>
         <w:footnoteReference w:id="0"/>
-        <w:t>]</w:t>
-      </w:r>
-      <w:r>
-        <w:rPr>
-          <w:rFonts w:hint="eastAsia" w:ascii="仿宋" w:hAnsi="仿宋" w:eastAsia="仿宋" w:cs="仿宋"/>
-          <w:sz w:val="36"/>
-          <w:szCs w:val="36"/>
-          <w:vertAlign w:val="superscript"/>
-          <w:lang w:val="en-US" w:eastAsia="zh-CN"/>
-        </w:rPr>
-        <w:t>]</w:t>
       </w:r>
     </w:p>
     <w:p>
@@ -163,9 +153,16 @@
           <w:rStyle w:val="FootnoteReference"/>
           <w:vertAlign w:val="superscript"/>
         </w:rPr>
-        <w:t>[</w:t>
+        <w:t>[3]</w:t>
+      </w:r>
+      <w:r>
+        <w:rPr>
+          <w:rStyle w:val="FootnoteReference"/>
+          <w:vertAlign w:val="superscript"/>
+          <w:vanish/>
+          <w:specVanish/>
+        </w:rPr>
         <w:footnoteReference w:id="10"/>
-        <w:t>]</w:t>
       </w:r>
       <w:r>
         <w:rPr>
@@ -213,9 +210,16 @@
           <w:rStyle w:val="FootnoteReference"/>
           <w:vertAlign w:val="superscript"/>
         </w:rPr>
-        <w:t>[</w:t>
+        <w:t>[4]</w:t>
+      </w:r>
+      <w:r>
+        <w:rPr>
+          <w:rStyle w:val="FootnoteReference"/>
+          <w:vertAlign w:val="superscript"/>
+          <w:vanish/>
+          <w:specVanish/>
+        </w:rPr>
         <w:footnoteReference w:id="5"/>
-        <w:t>]</w:t>
       </w:r>
       <w:r>
         <w:rPr>
@@ -230,9 +234,16 @@
           <w:rStyle w:val="FootnoteReference"/>
           <w:vertAlign w:val="superscript"/>
         </w:rPr>
-        <w:t>[</w:t>
+        <w:t>[5]</w:t>
+      </w:r>
+      <w:r>
+        <w:rPr>
+          <w:rStyle w:val="FootnoteReference"/>
+          <w:vertAlign w:val="superscript"/>
+          <w:vanish/>
+          <w:specVanish/>
+        </w:rPr>
         <w:footnoteReference w:id="6"/>
-        <w:t>]</w:t>
       </w:r>
       <w:r>
         <w:rPr>
@@ -545,9 +556,16 @@
           <w:rStyle w:val="FootnoteReference"/>
           <w:vertAlign w:val="superscript"/>
         </w:rPr>
-        <w:t>[</w:t>
+        <w:t>[6]</w:t>
+      </w:r>
+      <w:r>
+        <w:rPr>
+          <w:rStyle w:val="FootnoteReference"/>
+          <w:vertAlign w:val="superscript"/>
+          <w:vanish/>
+          <w:specVanish/>
+        </w:rPr>
         <w:footnoteReference w:id="7"/>
-        <w:t>]</w:t>
       </w:r>
       <w:r>
         <w:rPr>
@@ -711,9 +729,16 @@
           <w:rStyle w:val="FootnoteReference"/>
           <w:vertAlign w:val="superscript"/>
         </w:rPr>
-        <w:t>[</w:t>
+        <w:t>[7]</w:t>
+      </w:r>
+      <w:r>
+        <w:rPr>
+          <w:rStyle w:val="FootnoteReference"/>
+          <w:vertAlign w:val="superscript"/>
+          <w:vanish/>
+          <w:specVanish/>
+        </w:rPr>
         <w:footnoteReference w:id="8"/>
-        <w:t>]</w:t>
       </w:r>
       <w:r>
         <w:rPr>
@@ -761,9 +786,16 @@
           <w:rStyle w:val="FootnoteReference"/>
           <w:vertAlign w:val="superscript"/>
         </w:rPr>
-        <w:t>[</w:t>
+        <w:t>[8]</w:t>
+      </w:r>
+      <w:r>
+        <w:rPr>
+          <w:rStyle w:val="FootnoteReference"/>
+          <w:vertAlign w:val="superscript"/>
+          <w:vanish/>
+          <w:specVanish/>
+        </w:rPr>
         <w:footnoteReference w:id="9"/>
-        <w:t>]</w:t>
       </w:r>
       <w:r>
         <w:rPr>
@@ -1053,13 +1085,39 @@
       </w:pPr>
       <w:r>
         <w:rPr>
+          <w:rStyle w:val="FootnoteReference"/>
+        </w:rPr>
+        <w:t>[2]</w:t>
+      </w:r>
+      <w:r>
+        <w:rPr>
+          <w:rFonts w:hint="eastAsia" w:asciiTheme="minorEastAsia" w:hAnsiTheme="minorEastAsia" w:cstheme="minorBidi"/>
+          <w:kern w:val="2"/>
+          <w:sz w:val="21"/>
+          <w:szCs w:val="21"/>
+          <w:lang w:val="en-US" w:eastAsia="zh-CN" w:bidi="ar-SA"/>
+        </w:rPr>
+        <w:t>关于本文的真实性及时间还存在争议，《</w:t>
+      </w:r>
+      <w:r>
+        <w:rPr>
           <w:rFonts w:hint="eastAsia" w:asciiTheme="minorEastAsia" w:hAnsiTheme="minorEastAsia" w:eastAsiaTheme="minorEastAsia" w:cstheme="minorBidi"/>
           <w:kern w:val="2"/>
           <w:sz w:val="21"/>
           <w:szCs w:val="21"/>
           <w:lang w:val="en-US" w:eastAsia="zh-CN" w:bidi="ar-SA"/>
         </w:rPr>
-        <w:t>[</w:t>
+        <w:t>毛泽东年谱</w:t>
+      </w:r>
+      <w:r>
+        <w:rPr>
+          <w:rFonts w:hint="eastAsia" w:asciiTheme="minorEastAsia" w:hAnsiTheme="minorEastAsia" w:cstheme="minorBidi"/>
+          <w:kern w:val="2"/>
+          <w:sz w:val="21"/>
+          <w:szCs w:val="21"/>
+          <w:lang w:val="en-US" w:eastAsia="zh-CN" w:bidi="ar-SA"/>
+        </w:rPr>
+        <w:t>》中并未记载。</w:t>
       </w:r>
       <w:r>
         <w:rPr>
@@ -1069,17 +1127,7 @@
           <w:szCs w:val="21"/>
           <w:lang w:val="en-US" w:eastAsia="zh-CN" w:bidi="ar-SA"/>
         </w:rPr>
-        <w:footnoteRef/>
-      </w:r>
-      <w:r>
-        <w:rPr>
-          <w:rFonts w:hint="eastAsia" w:asciiTheme="minorEastAsia" w:hAnsiTheme="minorEastAsia" w:eastAsiaTheme="minorEastAsia" w:cstheme="minorBidi"/>
-          <w:kern w:val="2"/>
-          <w:sz w:val="21"/>
-          <w:szCs w:val="21"/>
-          <w:lang w:val="en-US" w:eastAsia="zh-CN" w:bidi="ar-SA"/>
-        </w:rPr>
-        <w:t>]</w:t>
+        <w:t>本文是根据</w:t>
       </w:r>
       <w:r>
         <w:rPr>
@@ -1089,46 +1137,6 @@
           <w:szCs w:val="21"/>
           <w:lang w:val="en-US" w:eastAsia="zh-CN" w:bidi="ar-SA"/>
         </w:rPr>
-        <w:t>关于本文的真实性及时间还存在争议，《</w:t>
-      </w:r>
-      <w:r>
-        <w:rPr>
-          <w:rFonts w:hint="eastAsia" w:asciiTheme="minorEastAsia" w:hAnsiTheme="minorEastAsia" w:eastAsiaTheme="minorEastAsia" w:cstheme="minorBidi"/>
-          <w:kern w:val="2"/>
-          <w:sz w:val="21"/>
-          <w:szCs w:val="21"/>
-          <w:lang w:val="en-US" w:eastAsia="zh-CN" w:bidi="ar-SA"/>
-        </w:rPr>
-        <w:t>毛泽东年谱</w:t>
-      </w:r>
-      <w:r>
-        <w:rPr>
-          <w:rFonts w:hint="eastAsia" w:asciiTheme="minorEastAsia" w:hAnsiTheme="minorEastAsia" w:cstheme="minorBidi"/>
-          <w:kern w:val="2"/>
-          <w:sz w:val="21"/>
-          <w:szCs w:val="21"/>
-          <w:lang w:val="en-US" w:eastAsia="zh-CN" w:bidi="ar-SA"/>
-        </w:rPr>
-        <w:t>》中并未记载。</w:t>
-      </w:r>
-      <w:r>
-        <w:rPr>
-          <w:rFonts w:hint="eastAsia" w:asciiTheme="minorEastAsia" w:hAnsiTheme="minorEastAsia" w:eastAsiaTheme="minorEastAsia" w:cstheme="minorBidi"/>
-          <w:kern w:val="2"/>
-          <w:sz w:val="21"/>
-          <w:szCs w:val="21"/>
-          <w:lang w:val="en-US" w:eastAsia="zh-CN" w:bidi="ar-SA"/>
-        </w:rPr>
-        <w:t>本文是根据</w:t>
-      </w:r>
-      <w:r>
-        <w:rPr>
-          <w:rFonts w:hint="eastAsia" w:asciiTheme="minorEastAsia" w:hAnsiTheme="minorEastAsia" w:cstheme="minorBidi"/>
-          <w:kern w:val="2"/>
-          <w:sz w:val="21"/>
-          <w:szCs w:val="21"/>
-          <w:lang w:val="en-US" w:eastAsia="zh-CN" w:bidi="ar-SA"/>
-        </w:rPr>
         <w:t>东方直心同志编著的《毛泽东大传》（2021年终极版）第六卷，第2084页记载内容编辑而成。标题为编者所加。</w:t>
       </w:r>
     </w:p>
@@ -1146,15 +1154,25 @@
       </w:pPr>
       <w:r>
         <w:rPr>
+          <w:rStyle w:val="FootnoteReference"/>
+        </w:rPr>
+        <w:t>[1]</w:t>
+      </w:r>
+      <w:r>
+        <w:rPr>
           <w:rFonts w:asciiTheme="minorEastAsia" w:hAnsiTheme="minorEastAsia" w:eastAsiaTheme="minorEastAsia" w:cstheme="minorBidi"/>
           <w:kern w:val="2"/>
           <w:sz w:val="21"/>
           <w:szCs w:val="21"/>
           <w:lang w:val="en-US" w:eastAsia="zh-CN" w:bidi="ar-SA"/>
         </w:rPr>
-        <w:footnoteRef/>
-      </w:r>
-      <w:r>
+        <w:t xml:space="preserve">“三反”运动，指1951年底至1952年10月在中国党政机关、国营企业等单位开展的“反贪污、反浪费、反官僚主义”运动。</w:t>
+      </w:r>
+    </w:p>
+  </w:footnote>
+  <w:footnote w:id="5">
+    <w:p>
+      <w:pPr>
         <w:rPr>
           <w:rFonts w:asciiTheme="minorEastAsia" w:hAnsiTheme="minorEastAsia" w:eastAsiaTheme="minorEastAsia" w:cstheme="minorBidi"/>
           <w:kern w:val="2"/>
@@ -1162,13 +1180,14 @@
           <w:szCs w:val="21"/>
           <w:lang w:val="en-US" w:eastAsia="zh-CN" w:bidi="ar-SA"/>
         </w:rPr>
-        <w:t xml:space="preserve">“三反”运动，指1951年底至1952年10月在中国党政机关、国营企业等单位开展的“反贪污、反浪费、反官僚主义”运动。</w:t>
-      </w:r>
-    </w:p>
-  </w:footnote>
-  <w:footnote w:id="5">
-    <w:p>
-      <w:pPr>
+      </w:pPr>
+      <w:r>
+        <w:rPr>
+          <w:rStyle w:val="FootnoteReference"/>
+        </w:rPr>
+        <w:t>[4]</w:t>
+      </w:r>
+      <w:r>
         <w:rPr>
           <w:rFonts w:asciiTheme="minorEastAsia" w:hAnsiTheme="minorEastAsia" w:eastAsiaTheme="minorEastAsia" w:cstheme="minorBidi"/>
           <w:kern w:val="2"/>
@@ -1176,8 +1195,13 @@
           <w:szCs w:val="21"/>
           <w:lang w:val="en-US" w:eastAsia="zh-CN" w:bidi="ar-SA"/>
         </w:rPr>
-      </w:pPr>
-      <w:r>
+        <w:t xml:space="preserve">中央节约检查委员会，1951年12月成立，薄一波任主任，负责领导全国的增产节约和“三反”“五反”运动。</w:t>
+      </w:r>
+    </w:p>
+  </w:footnote>
+  <w:footnote w:id="6">
+    <w:p>
+      <w:pPr>
         <w:rPr>
           <w:rFonts w:asciiTheme="minorEastAsia" w:hAnsiTheme="minorEastAsia" w:eastAsiaTheme="minorEastAsia" w:cstheme="minorBidi"/>
           <w:kern w:val="2"/>
@@ -1185,7 +1209,12 @@
           <w:szCs w:val="21"/>
           <w:lang w:val="en-US" w:eastAsia="zh-CN" w:bidi="ar-SA"/>
         </w:rPr>
-        <w:footnoteRef/>
+      </w:pPr>
+      <w:r>
+        <w:rPr>
+          <w:rStyle w:val="FootnoteReference"/>
+        </w:rPr>
+        <w:t>[5]</w:t>
       </w:r>
       <w:r>
         <w:rPr>
@@ -1195,11 +1224,11 @@
           <w:szCs w:val="21"/>
           <w:lang w:val="en-US" w:eastAsia="zh-CN" w:bidi="ar-SA"/>
         </w:rPr>
-        <w:t xml:space="preserve">中央节约检查委员会，1951年12月成立，薄一波任主任，负责领导全国的增产节约和“三反”“五反”运动。</w:t>
+        <w:t xml:space="preserve">党员八项标准，即1951年3月第一次全国组织工作会议通过的《共产党员标准的八项条件》，是整党运动中衡量党员是否合格的基本依据。</w:t>
       </w:r>
     </w:p>
   </w:footnote>
-  <w:footnote w:id="6">
+  <w:footnote w:id="7">
     <w:p>
       <w:pPr>
         <w:rPr>
@@ -1212,15 +1241,25 @@
       </w:pPr>
       <w:r>
         <w:rPr>
+          <w:rStyle w:val="FootnoteReference"/>
+        </w:rPr>
+        <w:t>[6]</w:t>
+      </w:r>
+      <w:r>
+        <w:rPr>
           <w:rFonts w:asciiTheme="minorEastAsia" w:hAnsiTheme="minorEastAsia" w:eastAsiaTheme="minorEastAsia" w:cstheme="minorBidi"/>
           <w:kern w:val="2"/>
           <w:sz w:val="21"/>
           <w:szCs w:val="21"/>
           <w:lang w:val="en-US" w:eastAsia="zh-CN" w:bidi="ar-SA"/>
         </w:rPr>
-        <w:footnoteRef/>
-      </w:r>
-      <w:r>
+        <w:t xml:space="preserve">留党察看，中国共产党纪律处分之一，期限为一年或二年。受留党察看处分的党员在察看期内没有表决权、选举权和被选举权。</w:t>
+      </w:r>
+    </w:p>
+  </w:footnote>
+  <w:footnote w:id="8">
+    <w:p>
+      <w:pPr>
         <w:rPr>
           <w:rFonts w:asciiTheme="minorEastAsia" w:hAnsiTheme="minorEastAsia" w:eastAsiaTheme="minorEastAsia" w:cstheme="minorBidi"/>
           <w:kern w:val="2"/>
@@ -1228,13 +1267,14 @@
           <w:szCs w:val="21"/>
           <w:lang w:val="en-US" w:eastAsia="zh-CN" w:bidi="ar-SA"/>
         </w:rPr>
-        <w:t xml:space="preserve">党员八项标准，即1951年3月第一次全国组织工作会议通过的《共产党员标准的八项条件》，是整党运动中衡量党员是否合格的基本依据。</w:t>
-      </w:r>
-    </w:p>
-  </w:footnote>
-  <w:footnote w:id="7">
-    <w:p>
-      <w:pPr>
+      </w:pPr>
+      <w:r>
+        <w:rPr>
+          <w:rStyle w:val="FootnoteReference"/>
+        </w:rPr>
+        <w:t>[7]</w:t>
+      </w:r>
+      <w:r>
         <w:rPr>
           <w:rFonts w:asciiTheme="minorEastAsia" w:hAnsiTheme="minorEastAsia" w:eastAsiaTheme="minorEastAsia" w:cstheme="minorBidi"/>
           <w:kern w:val="2"/>
@@ -1242,8 +1282,13 @@
           <w:szCs w:val="21"/>
           <w:lang w:val="en-US" w:eastAsia="zh-CN" w:bidi="ar-SA"/>
         </w:rPr>
-      </w:pPr>
-      <w:r>
+        <w:t xml:space="preserve">支部大会，即党支部党员大会，是党的基层组织（支部）的最高领导机关，一般每三个月召开一次。</w:t>
+      </w:r>
+    </w:p>
+  </w:footnote>
+  <w:footnote w:id="9">
+    <w:p>
+      <w:pPr>
         <w:rPr>
           <w:rFonts w:asciiTheme="minorEastAsia" w:hAnsiTheme="minorEastAsia" w:eastAsiaTheme="minorEastAsia" w:cstheme="minorBidi"/>
           <w:kern w:val="2"/>
@@ -1251,7 +1296,12 @@
           <w:szCs w:val="21"/>
           <w:lang w:val="en-US" w:eastAsia="zh-CN" w:bidi="ar-SA"/>
         </w:rPr>
-        <w:footnoteRef/>
+      </w:pPr>
+      <w:r>
+        <w:rPr>
+          <w:rStyle w:val="FootnoteReference"/>
+        </w:rPr>
+        <w:t>[8]</w:t>
       </w:r>
       <w:r>
         <w:rPr>
@@ -1261,11 +1311,11 @@
           <w:szCs w:val="21"/>
           <w:lang w:val="en-US" w:eastAsia="zh-CN" w:bidi="ar-SA"/>
         </w:rPr>
-        <w:t xml:space="preserve">留党察看，中国共产党纪律处分之一，期限为一年或二年。受留党察看处分的党员在察看期内没有表决权、选举权和被选举权。</w:t>
+        <w:t xml:space="preserve">指中国共产党各级组织主办的党内刊物，用于传达中央指示和交流工作经验。</w:t>
       </w:r>
     </w:p>
   </w:footnote>
-  <w:footnote w:id="8">
+  <w:footnote w:id="10">
     <w:p>
       <w:pPr>
         <w:rPr>
@@ -1278,79 +1328,9 @@
       </w:pPr>
       <w:r>
         <w:rPr>
-          <w:rFonts w:asciiTheme="minorEastAsia" w:hAnsiTheme="minorEastAsia" w:eastAsiaTheme="minorEastAsia" w:cstheme="minorBidi"/>
-          <w:kern w:val="2"/>
-          <w:sz w:val="21"/>
-          <w:szCs w:val="21"/>
-          <w:lang w:val="en-US" w:eastAsia="zh-CN" w:bidi="ar-SA"/>
-        </w:rPr>
-        <w:footnoteRef/>
-      </w:r>
-      <w:r>
-        <w:rPr>
-          <w:rFonts w:asciiTheme="minorEastAsia" w:hAnsiTheme="minorEastAsia" w:eastAsiaTheme="minorEastAsia" w:cstheme="minorBidi"/>
-          <w:kern w:val="2"/>
-          <w:sz w:val="21"/>
-          <w:szCs w:val="21"/>
-          <w:lang w:val="en-US" w:eastAsia="zh-CN" w:bidi="ar-SA"/>
-        </w:rPr>
-        <w:t xml:space="preserve">支部大会，即党支部党员大会，是党的基层组织（支部）的最高领导机关，一般每三个月召开一次。</w:t>
-      </w:r>
-    </w:p>
-  </w:footnote>
-  <w:footnote w:id="9">
-    <w:p>
-      <w:pPr>
-        <w:rPr>
-          <w:rFonts w:asciiTheme="minorEastAsia" w:hAnsiTheme="minorEastAsia" w:eastAsiaTheme="minorEastAsia" w:cstheme="minorBidi"/>
-          <w:kern w:val="2"/>
-          <w:sz w:val="21"/>
-          <w:szCs w:val="21"/>
-          <w:lang w:val="en-US" w:eastAsia="zh-CN" w:bidi="ar-SA"/>
-        </w:rPr>
-      </w:pPr>
-      <w:r>
-        <w:rPr>
-          <w:rFonts w:asciiTheme="minorEastAsia" w:hAnsiTheme="minorEastAsia" w:eastAsiaTheme="minorEastAsia" w:cstheme="minorBidi"/>
-          <w:kern w:val="2"/>
-          <w:sz w:val="21"/>
-          <w:szCs w:val="21"/>
-          <w:lang w:val="en-US" w:eastAsia="zh-CN" w:bidi="ar-SA"/>
-        </w:rPr>
-        <w:footnoteRef/>
-      </w:r>
-      <w:r>
-        <w:rPr>
-          <w:rFonts w:asciiTheme="minorEastAsia" w:hAnsiTheme="minorEastAsia" w:eastAsiaTheme="minorEastAsia" w:cstheme="minorBidi"/>
-          <w:kern w:val="2"/>
-          <w:sz w:val="21"/>
-          <w:szCs w:val="21"/>
-          <w:lang w:val="en-US" w:eastAsia="zh-CN" w:bidi="ar-SA"/>
-        </w:rPr>
-        <w:t xml:space="preserve">指中国共产党各级组织主办的党内刊物，用于传达中央指示和交流工作经验。</w:t>
-      </w:r>
-    </w:p>
-  </w:footnote>
-  <w:footnote w:id="10">
-    <w:p>
-      <w:pPr>
-        <w:rPr>
-          <w:rFonts w:asciiTheme="minorEastAsia" w:hAnsiTheme="minorEastAsia" w:eastAsiaTheme="minorEastAsia" w:cstheme="minorBidi"/>
-          <w:kern w:val="2"/>
-          <w:sz w:val="21"/>
-          <w:szCs w:val="21"/>
-          <w:lang w:val="en-US" w:eastAsia="zh-CN" w:bidi="ar-SA"/>
-        </w:rPr>
-      </w:pPr>
-      <w:r>
-        <w:rPr>
-          <w:rFonts w:asciiTheme="minorEastAsia" w:hAnsiTheme="minorEastAsia" w:eastAsiaTheme="minorEastAsia" w:cstheme="minorBidi"/>
-          <w:kern w:val="2"/>
-          <w:sz w:val="21"/>
-          <w:szCs w:val="21"/>
-          <w:lang w:val="en-US" w:eastAsia="zh-CN" w:bidi="ar-SA"/>
-        </w:rPr>
-        <w:footnoteRef/>
+          <w:rStyle w:val="FootnoteReference"/>
+        </w:rPr>
+        <w:t>[3]</w:t>
       </w:r>
       <w:r>
         <w:rPr>
